--- a/Advanced Java/Lab Report/Lab 4 output.docx
+++ b/Advanced Java/Lab Report/Lab 4 output.docx
@@ -2,11 +2,28 @@
 <file path=word/document.xml><?xml version="1.0" encoding="utf-8"?>
 <w:document xmlns:wpc="http://schemas.microsoft.com/office/word/2010/wordprocessingCanvas" xmlns:cx="http://schemas.microsoft.com/office/drawing/2014/chartex" xmlns:cx1="http://schemas.microsoft.com/office/drawing/2015/9/8/chartex" xmlns:cx2="http://schemas.microsoft.com/office/drawing/2015/10/21/chartex" xmlns:cx3="http://schemas.microsoft.com/office/drawing/2016/5/9/chartex" xmlns:cx4="http://schemas.microsoft.com/office/drawing/2016/5/10/chartex" xmlns:cx5="http://schemas.microsoft.com/office/drawing/2016/5/11/chartex" xmlns:cx6="http://schemas.microsoft.com/office/drawing/2016/5/12/chartex" xmlns:cx7="http://schemas.microsoft.com/office/drawing/2016/5/13/chartex" xmlns:cx8="http://schemas.microsoft.com/office/drawing/2016/5/14/chartex" xmlns:mc="http://schemas.openxmlformats.org/markup-compatibility/2006" xmlns:aink="http://schemas.microsoft.com/office/drawing/2016/ink" xmlns:am3d="http://schemas.microsoft.com/office/drawing/2017/model3d" xmlns:o="urn:schemas-microsoft-com:office:office" xmlns:oel="http://schemas.microsoft.com/office/2019/extlst" xmlns:r="http://schemas.openxmlformats.org/officeDocument/2006/relationships" xmlns:m="http://schemas.openxmlformats.org/officeDocument/2006/math" xmlns:v="urn:schemas-microsoft-com:vml" xmlns:wp14="http://schemas.microsoft.com/office/word/2010/wordprocessingDrawing" xmlns:wp="http://schemas.openxmlformats.org/drawingml/2006/wordprocessingDrawing" xmlns:w10="urn:schemas-microsoft-com:office:word" xmlns:w="http://schemas.openxmlformats.org/wordprocessingml/2006/main" xmlns:w14="http://schemas.microsoft.com/office/word/2010/wordml" xmlns:w15="http://schemas.microsoft.com/office/word/2012/wordml" xmlns:w16cex="http://schemas.microsoft.com/office/word/2018/wordml/cex" xmlns:w16cid="http://schemas.microsoft.com/office/word/2016/wordml/cid" xmlns:w16="http://schemas.microsoft.com/office/word/2018/wordml" xmlns:w16du="http://schemas.microsoft.com/office/word/2023/wordml/word16du" xmlns:w16sdtdh="http://schemas.microsoft.com/office/word/2020/wordml/sdtdatahash" xmlns:w16sdtfl="http://schemas.microsoft.com/office/word/2024/wordml/sdtformatlock" xmlns:w16se="http://schemas.microsoft.com/office/word/2015/wordml/symex" xmlns:wpg="http://schemas.microsoft.com/office/word/2010/wordprocessingGroup" xmlns:wpi="http://schemas.microsoft.com/office/word/2010/wordprocessingInk" xmlns:wne="http://schemas.microsoft.com/office/word/2006/wordml" xmlns:wps="http://schemas.microsoft.com/office/word/2010/wordprocessingShape" mc:Ignorable="w14 w15 w16se w16cid w16 w16cex w16sdtdh w16sdtfl w16du wp14">
   <w:body>
+    <w:p/>
+    <w:p/>
+    <w:p/>
+    <w:p/>
+    <w:p/>
+    <w:p/>
+    <w:p/>
+    <w:p/>
+    <w:p/>
+    <w:p/>
+    <w:p/>
+    <w:p/>
+    <w:p/>
+    <w:p/>
     <w:p>
       <w:r>
         <w:t xml:space="preserve">Output: </w:t>
       </w:r>
       <w:r>
+        <w:rPr>
+          <w:noProof/>
+        </w:rPr>
         <w:drawing>
           <wp:inline distT="0" distB="0" distL="0" distR="0" wp14:anchorId="0F21643F" wp14:editId="4EBDB195">
             <wp:extent cx="5733415" cy="2908935"/>
@@ -46,11 +63,15 @@
     </w:p>
     <w:p>
       <w:r>
+        <w:lastRenderedPageBreak/>
         <w:t>Output:</w:t>
       </w:r>
     </w:p>
     <w:p>
       <w:r>
+        <w:rPr>
+          <w:noProof/>
+        </w:rPr>
         <w:drawing>
           <wp:inline distT="0" distB="0" distL="0" distR="0" wp14:anchorId="5783C00E" wp14:editId="14FA175F">
             <wp:extent cx="5733415" cy="2542540"/>
@@ -90,7 +111,9 @@
     </w:p>
     <w:p>
       <w:r>
-        <w:lastRenderedPageBreak/>
+        <w:rPr>
+          <w:noProof/>
+        </w:rPr>
         <w:drawing>
           <wp:inline distT="0" distB="0" distL="0" distR="0" wp14:anchorId="6D4D6FC6" wp14:editId="4EC5E176">
             <wp:extent cx="5096586" cy="3077004"/>
@@ -130,6 +153,9 @@
     </w:p>
     <w:p>
       <w:r>
+        <w:rPr>
+          <w:noProof/>
+        </w:rPr>
         <w:drawing>
           <wp:inline distT="0" distB="0" distL="0" distR="0" wp14:anchorId="7563B134" wp14:editId="0B4A6CA3">
             <wp:extent cx="5733415" cy="2081530"/>
@@ -168,14 +194,6 @@
       </w:r>
     </w:p>
     <w:p/>
-    <w:p/>
-    <w:p/>
-    <w:p/>
-    <w:p/>
-    <w:p/>
-    <w:p/>
-    <w:p/>
-    <w:p/>
     <w:p>
       <w:r>
         <w:lastRenderedPageBreak/>
@@ -184,6 +202,9 @@
     </w:p>
     <w:p>
       <w:r>
+        <w:rPr>
+          <w:noProof/>
+        </w:rPr>
         <w:drawing>
           <wp:inline distT="0" distB="0" distL="0" distR="0" wp14:anchorId="6D4DA980" wp14:editId="086EBE65">
             <wp:extent cx="5733415" cy="2383155"/>
@@ -221,6 +242,9 @@
         </w:drawing>
       </w:r>
       <w:r>
+        <w:rPr>
+          <w:noProof/>
+        </w:rPr>
         <w:drawing>
           <wp:inline distT="0" distB="0" distL="0" distR="0" wp14:anchorId="7FA5845B" wp14:editId="11020467">
             <wp:extent cx="5733415" cy="2423160"/>
@@ -259,17 +283,34 @@
       </w:r>
     </w:p>
     <w:p/>
-    <w:p>
-      <w:r>
+    <w:p/>
+    <w:p/>
+    <w:p/>
+    <w:p/>
+    <w:p/>
+    <w:p/>
+    <w:p/>
+    <w:p/>
+    <w:p>
+      <w:r>
+        <w:lastRenderedPageBreak/>
         <w:t>Output:</w:t>
       </w:r>
     </w:p>
     <w:p>
       <w:r>
-        <w:drawing>
-          <wp:inline distT="0" distB="0" distL="0" distR="0" wp14:anchorId="43E4C11D" wp14:editId="5A8D3E83">
-            <wp:extent cx="5733415" cy="1727200"/>
-            <wp:effectExtent l="0" t="0" r="635" b="6350"/>
+        <w:t>Send Mail</w:t>
+      </w:r>
+    </w:p>
+    <w:p>
+      <w:r>
+        <w:rPr>
+          <w:noProof/>
+        </w:rPr>
+        <w:drawing>
+          <wp:inline distT="0" distB="0" distL="0" distR="0" wp14:anchorId="43E4C11D" wp14:editId="6C581222">
+            <wp:extent cx="3028950" cy="1149058"/>
+            <wp:effectExtent l="0" t="0" r="0" b="0"/>
             <wp:docPr id="1648144870" name="Picture 1"/>
             <wp:cNvGraphicFramePr>
               <a:graphicFrameLocks xmlns:a="http://schemas.openxmlformats.org/drawingml/2006/main" noChangeAspect="1"/>
@@ -281,33 +322,44 @@
                     <pic:cNvPr id="1648144870" name=""/>
                     <pic:cNvPicPr/>
                   </pic:nvPicPr>
-                  <pic:blipFill>
+                  <pic:blipFill rotWithShape="1">
                     <a:blip r:embed="rId10"/>
-                    <a:stretch>
-                      <a:fillRect/>
-                    </a:stretch>
-                  </pic:blipFill>
-                  <pic:spPr>
-                    <a:xfrm>
-                      <a:off x="0" y="0"/>
-                      <a:ext cx="5733415" cy="1727200"/>
-                    </a:xfrm>
-                    <a:prstGeom prst="rect">
-                      <a:avLst/>
-                    </a:prstGeom>
-                  </pic:spPr>
-                </pic:pic>
-              </a:graphicData>
-            </a:graphic>
-          </wp:inline>
-        </w:drawing>
-      </w:r>
-    </w:p>
-    <w:p>
-      <w:r>
-        <w:lastRenderedPageBreak/>
-        <w:drawing>
-          <wp:inline distT="0" distB="0" distL="0" distR="0" wp14:anchorId="02C543C8" wp14:editId="1D265F82">
+                    <a:srcRect r="20589"/>
+                    <a:stretch>
+                      <a:fillRect/>
+                    </a:stretch>
+                  </pic:blipFill>
+                  <pic:spPr bwMode="auto">
+                    <a:xfrm>
+                      <a:off x="0" y="0"/>
+                      <a:ext cx="3049240" cy="1156755"/>
+                    </a:xfrm>
+                    <a:prstGeom prst="rect">
+                      <a:avLst/>
+                    </a:prstGeom>
+                    <a:ln>
+                      <a:noFill/>
+                    </a:ln>
+                    <a:extLst>
+                      <a:ext uri="{53640926-AAD7-44D8-BBD7-CCE9431645EC}">
+                        <a14:shadowObscured xmlns:a14="http://schemas.microsoft.com/office/drawing/2010/main"/>
+                      </a:ext>
+                    </a:extLst>
+                  </pic:spPr>
+                </pic:pic>
+              </a:graphicData>
+            </a:graphic>
+          </wp:inline>
+        </w:drawing>
+      </w:r>
+    </w:p>
+    <w:p>
+      <w:r>
+        <w:rPr>
+          <w:noProof/>
+        </w:rPr>
+        <w:drawing>
+          <wp:inline distT="0" distB="0" distL="0" distR="0" wp14:anchorId="02C543C8" wp14:editId="2B6A7839">
             <wp:extent cx="5733415" cy="1489075"/>
             <wp:effectExtent l="0" t="0" r="635" b="0"/>
             <wp:docPr id="910037471" name="Picture 1"/>
@@ -345,10 +397,78 @@
     </w:p>
     <w:p>
       <w:r>
-        <w:drawing>
-          <wp:inline distT="0" distB="0" distL="0" distR="0" wp14:anchorId="4C16F36B" wp14:editId="56DA6131">
-            <wp:extent cx="5733415" cy="1836420"/>
-            <wp:effectExtent l="0" t="0" r="635" b="0"/>
+        <w:rPr>
+          <w:noProof/>
+        </w:rPr>
+        <w:drawing>
+          <wp:anchor distT="0" distB="0" distL="114300" distR="114300" simplePos="0" relativeHeight="251658240" behindDoc="0" locked="0" layoutInCell="1" allowOverlap="1" wp14:anchorId="079FE5DB" wp14:editId="767D9BFB">
+            <wp:simplePos x="0" y="0"/>
+            <wp:positionH relativeFrom="column">
+              <wp:posOffset>3031490</wp:posOffset>
+            </wp:positionH>
+            <wp:positionV relativeFrom="paragraph">
+              <wp:posOffset>59690</wp:posOffset>
+            </wp:positionV>
+            <wp:extent cx="3330536" cy="1123950"/>
+            <wp:effectExtent l="0" t="0" r="3810" b="0"/>
+            <wp:wrapNone/>
+            <wp:docPr id="1102742556" name="Picture 1"/>
+            <wp:cNvGraphicFramePr>
+              <a:graphicFrameLocks xmlns:a="http://schemas.openxmlformats.org/drawingml/2006/main" noChangeAspect="1"/>
+            </wp:cNvGraphicFramePr>
+            <a:graphic xmlns:a="http://schemas.openxmlformats.org/drawingml/2006/main">
+              <a:graphicData uri="http://schemas.openxmlformats.org/drawingml/2006/picture">
+                <pic:pic xmlns:pic="http://schemas.openxmlformats.org/drawingml/2006/picture">
+                  <pic:nvPicPr>
+                    <pic:cNvPr id="1102742556" name=""/>
+                    <pic:cNvPicPr/>
+                  </pic:nvPicPr>
+                  <pic:blipFill>
+                    <a:blip r:embed="rId12" cstate="print">
+                      <a:extLst>
+                        <a:ext uri="{28A0092B-C50C-407E-A947-70E740481C1C}">
+                          <a14:useLocalDpi xmlns:a14="http://schemas.microsoft.com/office/drawing/2010/main" val="0"/>
+                        </a:ext>
+                      </a:extLst>
+                    </a:blip>
+                    <a:stretch>
+                      <a:fillRect/>
+                    </a:stretch>
+                  </pic:blipFill>
+                  <pic:spPr>
+                    <a:xfrm>
+                      <a:off x="0" y="0"/>
+                      <a:ext cx="3330536" cy="1123950"/>
+                    </a:xfrm>
+                    <a:prstGeom prst="rect">
+                      <a:avLst/>
+                    </a:prstGeom>
+                  </pic:spPr>
+                </pic:pic>
+              </a:graphicData>
+            </a:graphic>
+            <wp14:sizeRelH relativeFrom="margin">
+              <wp14:pctWidth>0</wp14:pctWidth>
+            </wp14:sizeRelH>
+            <wp14:sizeRelV relativeFrom="margin">
+              <wp14:pctHeight>0</wp14:pctHeight>
+            </wp14:sizeRelV>
+          </wp:anchor>
+        </w:drawing>
+      </w:r>
+      <w:r>
+        <w:t>Mail with Attatchment:</w:t>
+      </w:r>
+    </w:p>
+    <w:p>
+      <w:r>
+        <w:rPr>
+          <w:noProof/>
+        </w:rPr>
+        <w:drawing>
+          <wp:inline distT="0" distB="0" distL="0" distR="0" wp14:anchorId="4C16F36B" wp14:editId="5C4F2E19">
+            <wp:extent cx="3667125" cy="1438180"/>
+            <wp:effectExtent l="0" t="0" r="0" b="0"/>
             <wp:docPr id="403984114" name="Picture 1"/>
             <wp:cNvGraphicFramePr>
               <a:graphicFrameLocks xmlns:a="http://schemas.openxmlformats.org/drawingml/2006/main" noChangeAspect="1"/>
@@ -360,67 +480,47 @@
                     <pic:cNvPr id="403984114" name=""/>
                     <pic:cNvPicPr/>
                   </pic:nvPicPr>
-                  <pic:blipFill>
-                    <a:blip r:embed="rId12"/>
-                    <a:stretch>
-                      <a:fillRect/>
-                    </a:stretch>
-                  </pic:blipFill>
-                  <pic:spPr>
-                    <a:xfrm>
-                      <a:off x="0" y="0"/>
-                      <a:ext cx="5733415" cy="1836420"/>
-                    </a:xfrm>
-                    <a:prstGeom prst="rect">
-                      <a:avLst/>
-                    </a:prstGeom>
-                  </pic:spPr>
-                </pic:pic>
-              </a:graphicData>
-            </a:graphic>
-          </wp:inline>
-        </w:drawing>
-      </w:r>
-    </w:p>
-    <w:p>
-      <w:r>
-        <w:drawing>
-          <wp:inline distT="0" distB="0" distL="0" distR="0" wp14:anchorId="079FE5DB" wp14:editId="322510E8">
-            <wp:extent cx="5733415" cy="1934845"/>
-            <wp:effectExtent l="0" t="0" r="635" b="8255"/>
-            <wp:docPr id="1102742556" name="Picture 1"/>
-            <wp:cNvGraphicFramePr>
-              <a:graphicFrameLocks xmlns:a="http://schemas.openxmlformats.org/drawingml/2006/main" noChangeAspect="1"/>
-            </wp:cNvGraphicFramePr>
-            <a:graphic xmlns:a="http://schemas.openxmlformats.org/drawingml/2006/main">
-              <a:graphicData uri="http://schemas.openxmlformats.org/drawingml/2006/picture">
-                <pic:pic xmlns:pic="http://schemas.openxmlformats.org/drawingml/2006/picture">
-                  <pic:nvPicPr>
-                    <pic:cNvPr id="1102742556" name=""/>
-                    <pic:cNvPicPr/>
-                  </pic:nvPicPr>
-                  <pic:blipFill>
+                  <pic:blipFill rotWithShape="1">
                     <a:blip r:embed="rId13"/>
-                    <a:stretch>
-                      <a:fillRect/>
-                    </a:stretch>
-                  </pic:blipFill>
-                  <pic:spPr>
-                    <a:xfrm>
-                      <a:off x="0" y="0"/>
-                      <a:ext cx="5733415" cy="1934845"/>
-                    </a:xfrm>
-                    <a:prstGeom prst="rect">
-                      <a:avLst/>
-                    </a:prstGeom>
-                  </pic:spPr>
-                </pic:pic>
-              </a:graphicData>
-            </a:graphic>
-          </wp:inline>
-        </w:drawing>
-      </w:r>
-      <w:r>
+                    <a:srcRect r="18329"/>
+                    <a:stretch>
+                      <a:fillRect/>
+                    </a:stretch>
+                  </pic:blipFill>
+                  <pic:spPr bwMode="auto">
+                    <a:xfrm>
+                      <a:off x="0" y="0"/>
+                      <a:ext cx="3669815" cy="1439235"/>
+                    </a:xfrm>
+                    <a:prstGeom prst="rect">
+                      <a:avLst/>
+                    </a:prstGeom>
+                    <a:ln>
+                      <a:noFill/>
+                    </a:ln>
+                    <a:extLst>
+                      <a:ext uri="{53640926-AAD7-44D8-BBD7-CCE9431645EC}">
+                        <a14:shadowObscured xmlns:a14="http://schemas.microsoft.com/office/drawing/2010/main"/>
+                      </a:ext>
+                    </a:extLst>
+                  </pic:spPr>
+                </pic:pic>
+              </a:graphicData>
+            </a:graphic>
+          </wp:inline>
+        </w:drawing>
+      </w:r>
+    </w:p>
+    <w:p>
+      <w:r>
+        <w:t>Received Mail:</w:t>
+      </w:r>
+    </w:p>
+    <w:p>
+      <w:r>
+        <w:rPr>
+          <w:noProof/>
+        </w:rPr>
         <w:drawing>
           <wp:inline distT="0" distB="0" distL="0" distR="0" wp14:anchorId="1C47B54A" wp14:editId="2F39E8F1">
             <wp:extent cx="5733415" cy="2369185"/>
@@ -459,14 +559,29 @@
       </w:r>
     </w:p>
     <w:p/>
-    <w:p>
-      <w:r>
-        <w:lastRenderedPageBreak/>
+    <w:p/>
+    <w:p/>
+    <w:p/>
+    <w:p/>
+    <w:p/>
+    <w:p/>
+    <w:p/>
+    <w:p/>
+    <w:p/>
+    <w:p/>
+    <w:p/>
+    <w:p/>
+    <w:p/>
+    <w:p>
+      <w:r>
         <w:t>Output:</w:t>
       </w:r>
     </w:p>
     <w:p>
       <w:r>
+        <w:rPr>
+          <w:noProof/>
+        </w:rPr>
         <w:drawing>
           <wp:inline distT="0" distB="0" distL="0" distR="0" wp14:anchorId="143ADCE5" wp14:editId="194529BB">
             <wp:extent cx="5733415" cy="2870200"/>
@@ -504,6 +619,7 @@
         </w:drawing>
       </w:r>
     </w:p>
+    <w:p/>
     <w:p>
       <w:r>
         <w:t>Output:</w:t>
@@ -511,7 +627,9 @@
     </w:p>
     <w:p>
       <w:r>
-        <w:lastRenderedPageBreak/>
+        <w:rPr>
+          <w:noProof/>
+        </w:rPr>
         <w:drawing>
           <wp:inline distT="0" distB="0" distL="0" distR="0" wp14:anchorId="1BF9980A" wp14:editId="37C4C380">
             <wp:extent cx="5733415" cy="3183890"/>
@@ -549,6 +667,9 @@
         </w:drawing>
       </w:r>
       <w:r>
+        <w:rPr>
+          <w:noProof/>
+        </w:rPr>
         <w:drawing>
           <wp:inline distT="0" distB="0" distL="0" distR="0" wp14:anchorId="61EF933A" wp14:editId="5E0C55E3">
             <wp:extent cx="5733415" cy="1976755"/>
@@ -586,88 +707,26 @@
         </w:drawing>
       </w:r>
     </w:p>
-    <w:p>
-      <w:r>
-        <w:t>Output:</w:t>
-      </w:r>
-    </w:p>
-    <w:p>
-      <w:r>
-        <w:lastRenderedPageBreak/>
-        <w:drawing>
-          <wp:inline distT="0" distB="0" distL="0" distR="0" wp14:anchorId="6B9F33AD" wp14:editId="364F258A">
-            <wp:extent cx="5733415" cy="2013585"/>
-            <wp:effectExtent l="0" t="0" r="635" b="5715"/>
-            <wp:docPr id="132628909" name="Picture 1"/>
-            <wp:cNvGraphicFramePr>
-              <a:graphicFrameLocks xmlns:a="http://schemas.openxmlformats.org/drawingml/2006/main" noChangeAspect="1"/>
-            </wp:cNvGraphicFramePr>
-            <a:graphic xmlns:a="http://schemas.openxmlformats.org/drawingml/2006/main">
-              <a:graphicData uri="http://schemas.openxmlformats.org/drawingml/2006/picture">
-                <pic:pic xmlns:pic="http://schemas.openxmlformats.org/drawingml/2006/picture">
-                  <pic:nvPicPr>
-                    <pic:cNvPr id="132628909" name=""/>
-                    <pic:cNvPicPr/>
-                  </pic:nvPicPr>
-                  <pic:blipFill>
-                    <a:blip r:embed="rId18"/>
-                    <a:stretch>
-                      <a:fillRect/>
-                    </a:stretch>
-                  </pic:blipFill>
-                  <pic:spPr>
-                    <a:xfrm>
-                      <a:off x="0" y="0"/>
-                      <a:ext cx="5733415" cy="2013585"/>
-                    </a:xfrm>
-                    <a:prstGeom prst="rect">
-                      <a:avLst/>
-                    </a:prstGeom>
-                  </pic:spPr>
-                </pic:pic>
-              </a:graphicData>
-            </a:graphic>
-          </wp:inline>
-        </w:drawing>
-      </w:r>
-      <w:r>
-        <w:drawing>
-          <wp:inline distT="0" distB="0" distL="0" distR="0" wp14:anchorId="50067190" wp14:editId="797DABC1">
-            <wp:extent cx="5733415" cy="2608580"/>
-            <wp:effectExtent l="0" t="0" r="635" b="1270"/>
-            <wp:docPr id="130525083" name="Picture 1"/>
-            <wp:cNvGraphicFramePr>
-              <a:graphicFrameLocks xmlns:a="http://schemas.openxmlformats.org/drawingml/2006/main" noChangeAspect="1"/>
-            </wp:cNvGraphicFramePr>
-            <a:graphic xmlns:a="http://schemas.openxmlformats.org/drawingml/2006/main">
-              <a:graphicData uri="http://schemas.openxmlformats.org/drawingml/2006/picture">
-                <pic:pic xmlns:pic="http://schemas.openxmlformats.org/drawingml/2006/picture">
-                  <pic:nvPicPr>
-                    <pic:cNvPr id="130525083" name=""/>
-                    <pic:cNvPicPr/>
-                  </pic:nvPicPr>
-                  <pic:blipFill>
-                    <a:blip r:embed="rId19"/>
-                    <a:stretch>
-                      <a:fillRect/>
-                    </a:stretch>
-                  </pic:blipFill>
-                  <pic:spPr>
-                    <a:xfrm>
-                      <a:off x="0" y="0"/>
-                      <a:ext cx="5733415" cy="2608580"/>
-                    </a:xfrm>
-                    <a:prstGeom prst="rect">
-                      <a:avLst/>
-                    </a:prstGeom>
-                  </pic:spPr>
-                </pic:pic>
-              </a:graphicData>
-            </a:graphic>
-          </wp:inline>
-        </w:drawing>
-      </w:r>
-    </w:p>
+    <w:p/>
+    <w:p/>
+    <w:p/>
+    <w:p/>
+    <w:p/>
+    <w:p/>
+    <w:p/>
+    <w:p/>
+    <w:p/>
+    <w:p/>
+    <w:p/>
+    <w:p/>
+    <w:p/>
+    <w:p/>
+    <w:p/>
+    <w:p/>
+    <w:p/>
+    <w:p/>
+    <w:p/>
+    <w:p/>
     <w:p>
       <w:r>
         <w:t>Output:</w:t>
@@ -678,57 +737,172 @@
         <w:rPr>
           <w:noProof/>
         </w:rPr>
-        <w:lastRenderedPageBreak/>
-        <w:drawing>
-          <wp:inline distT="0" distB="0" distL="0" distR="0" wp14:anchorId="70097F69" wp14:editId="22929CA8">
-            <wp:extent cx="5733415" cy="3513455"/>
-            <wp:effectExtent l="0" t="0" r="635" b="0"/>
-            <wp:docPr id="1124775278" name="Picture 1"/>
-            <wp:cNvGraphicFramePr>
-              <a:graphicFrameLocks xmlns:a="http://schemas.openxmlformats.org/drawingml/2006/main" noChangeAspect="1"/>
-            </wp:cNvGraphicFramePr>
-            <a:graphic xmlns:a="http://schemas.openxmlformats.org/drawingml/2006/main">
-              <a:graphicData uri="http://schemas.openxmlformats.org/drawingml/2006/picture">
-                <pic:pic xmlns:pic="http://schemas.openxmlformats.org/drawingml/2006/picture">
-                  <pic:nvPicPr>
-                    <pic:cNvPr id="1124775278" name=""/>
-                    <pic:cNvPicPr/>
-                  </pic:nvPicPr>
-                  <pic:blipFill>
-                    <a:blip r:embed="rId20"/>
-                    <a:stretch>
-                      <a:fillRect/>
-                    </a:stretch>
-                  </pic:blipFill>
-                  <pic:spPr>
-                    <a:xfrm>
-                      <a:off x="0" y="0"/>
-                      <a:ext cx="5733415" cy="3513455"/>
-                    </a:xfrm>
-                    <a:prstGeom prst="rect">
-                      <a:avLst/>
-                    </a:prstGeom>
-                  </pic:spPr>
-                </pic:pic>
-              </a:graphicData>
-            </a:graphic>
-          </wp:inline>
-        </w:drawing>
-      </w:r>
-      <w:r>
-        <w:drawing>
-          <wp:inline distT="0" distB="0" distL="0" distR="0" wp14:anchorId="257F3470" wp14:editId="2216534B">
-            <wp:extent cx="5733415" cy="2574925"/>
-            <wp:effectExtent l="0" t="0" r="635" b="0"/>
-            <wp:docPr id="1893041211" name="Picture 1"/>
-            <wp:cNvGraphicFramePr>
-              <a:graphicFrameLocks xmlns:a="http://schemas.openxmlformats.org/drawingml/2006/main" noChangeAspect="1"/>
-            </wp:cNvGraphicFramePr>
-            <a:graphic xmlns:a="http://schemas.openxmlformats.org/drawingml/2006/main">
-              <a:graphicData uri="http://schemas.openxmlformats.org/drawingml/2006/picture">
-                <pic:pic xmlns:pic="http://schemas.openxmlformats.org/drawingml/2006/picture">
-                  <pic:nvPicPr>
-                    <pic:cNvPr id="1893041211" name=""/>
+        <w:drawing>
+          <wp:inline distT="0" distB="0" distL="0" distR="0" wp14:anchorId="6B9F33AD" wp14:editId="6ED171DF">
+            <wp:extent cx="3505200" cy="1231032"/>
+            <wp:effectExtent l="0" t="0" r="0" b="7620"/>
+            <wp:docPr id="132628909" name="Picture 1"/>
+            <wp:cNvGraphicFramePr>
+              <a:graphicFrameLocks xmlns:a="http://schemas.openxmlformats.org/drawingml/2006/main" noChangeAspect="1"/>
+            </wp:cNvGraphicFramePr>
+            <a:graphic xmlns:a="http://schemas.openxmlformats.org/drawingml/2006/main">
+              <a:graphicData uri="http://schemas.openxmlformats.org/drawingml/2006/picture">
+                <pic:pic xmlns:pic="http://schemas.openxmlformats.org/drawingml/2006/picture">
+                  <pic:nvPicPr>
+                    <pic:cNvPr id="132628909" name=""/>
+                    <pic:cNvPicPr/>
+                  </pic:nvPicPr>
+                  <pic:blipFill>
+                    <a:blip r:embed="rId18"/>
+                    <a:stretch>
+                      <a:fillRect/>
+                    </a:stretch>
+                  </pic:blipFill>
+                  <pic:spPr>
+                    <a:xfrm>
+                      <a:off x="0" y="0"/>
+                      <a:ext cx="3524526" cy="1237819"/>
+                    </a:xfrm>
+                    <a:prstGeom prst="rect">
+                      <a:avLst/>
+                    </a:prstGeom>
+                  </pic:spPr>
+                </pic:pic>
+              </a:graphicData>
+            </a:graphic>
+          </wp:inline>
+        </w:drawing>
+      </w:r>
+      <w:r>
+        <w:rPr>
+          <w:noProof/>
+        </w:rPr>
+        <w:drawing>
+          <wp:inline distT="0" distB="0" distL="0" distR="0" wp14:anchorId="50067190" wp14:editId="6E0B7807">
+            <wp:extent cx="3781425" cy="1720467"/>
+            <wp:effectExtent l="0" t="0" r="0" b="0"/>
+            <wp:docPr id="130525083" name="Picture 1"/>
+            <wp:cNvGraphicFramePr>
+              <a:graphicFrameLocks xmlns:a="http://schemas.openxmlformats.org/drawingml/2006/main" noChangeAspect="1"/>
+            </wp:cNvGraphicFramePr>
+            <a:graphic xmlns:a="http://schemas.openxmlformats.org/drawingml/2006/main">
+              <a:graphicData uri="http://schemas.openxmlformats.org/drawingml/2006/picture">
+                <pic:pic xmlns:pic="http://schemas.openxmlformats.org/drawingml/2006/picture">
+                  <pic:nvPicPr>
+                    <pic:cNvPr id="130525083" name=""/>
+                    <pic:cNvPicPr/>
+                  </pic:nvPicPr>
+                  <pic:blipFill>
+                    <a:blip r:embed="rId19"/>
+                    <a:stretch>
+                      <a:fillRect/>
+                    </a:stretch>
+                  </pic:blipFill>
+                  <pic:spPr>
+                    <a:xfrm>
+                      <a:off x="0" y="0"/>
+                      <a:ext cx="3804179" cy="1730820"/>
+                    </a:xfrm>
+                    <a:prstGeom prst="rect">
+                      <a:avLst/>
+                    </a:prstGeom>
+                  </pic:spPr>
+                </pic:pic>
+              </a:graphicData>
+            </a:graphic>
+          </wp:inline>
+        </w:drawing>
+      </w:r>
+    </w:p>
+    <w:p/>
+    <w:p/>
+    <w:p/>
+    <w:p/>
+    <w:p/>
+    <w:p/>
+    <w:p/>
+    <w:p/>
+    <w:p/>
+    <w:p/>
+    <w:p/>
+    <w:p/>
+    <w:p>
+      <w:r>
+        <w:t>Output:</w:t>
+      </w:r>
+    </w:p>
+    <w:p>
+      <w:r>
+        <w:drawing>
+          <wp:anchor distT="0" distB="0" distL="114300" distR="114300" simplePos="0" relativeHeight="251659264" behindDoc="0" locked="0" layoutInCell="1" allowOverlap="1" wp14:anchorId="77E332C9" wp14:editId="14CA3A6C">
+            <wp:simplePos x="0" y="0"/>
+            <wp:positionH relativeFrom="column">
+              <wp:posOffset>3512820</wp:posOffset>
+            </wp:positionH>
+            <wp:positionV relativeFrom="paragraph">
+              <wp:posOffset>1115060</wp:posOffset>
+            </wp:positionV>
+            <wp:extent cx="3115130" cy="1504950"/>
+            <wp:effectExtent l="0" t="0" r="9525" b="0"/>
+            <wp:wrapNone/>
+            <wp:docPr id="31130592" name="Picture 1"/>
+            <wp:cNvGraphicFramePr>
+              <a:graphicFrameLocks xmlns:a="http://schemas.openxmlformats.org/drawingml/2006/main" noChangeAspect="1"/>
+            </wp:cNvGraphicFramePr>
+            <a:graphic xmlns:a="http://schemas.openxmlformats.org/drawingml/2006/main">
+              <a:graphicData uri="http://schemas.openxmlformats.org/drawingml/2006/picture">
+                <pic:pic xmlns:pic="http://schemas.openxmlformats.org/drawingml/2006/picture">
+                  <pic:nvPicPr>
+                    <pic:cNvPr id="31130592" name=""/>
+                    <pic:cNvPicPr/>
+                  </pic:nvPicPr>
+                  <pic:blipFill>
+                    <a:blip r:embed="rId20" cstate="print">
+                      <a:extLst>
+                        <a:ext uri="{28A0092B-C50C-407E-A947-70E740481C1C}">
+                          <a14:useLocalDpi xmlns:a14="http://schemas.microsoft.com/office/drawing/2010/main" val="0"/>
+                        </a:ext>
+                      </a:extLst>
+                    </a:blip>
+                    <a:stretch>
+                      <a:fillRect/>
+                    </a:stretch>
+                  </pic:blipFill>
+                  <pic:spPr>
+                    <a:xfrm>
+                      <a:off x="0" y="0"/>
+                      <a:ext cx="3115130" cy="1504950"/>
+                    </a:xfrm>
+                    <a:prstGeom prst="rect">
+                      <a:avLst/>
+                    </a:prstGeom>
+                  </pic:spPr>
+                </pic:pic>
+              </a:graphicData>
+            </a:graphic>
+            <wp14:sizeRelH relativeFrom="margin">
+              <wp14:pctWidth>0</wp14:pctWidth>
+            </wp14:sizeRelH>
+            <wp14:sizeRelV relativeFrom="margin">
+              <wp14:pctHeight>0</wp14:pctHeight>
+            </wp14:sizeRelV>
+          </wp:anchor>
+        </w:drawing>
+      </w:r>
+      <w:r>
+        <w:drawing>
+          <wp:inline distT="0" distB="0" distL="0" distR="0" wp14:anchorId="25B43626" wp14:editId="2009BAC7">
+            <wp:extent cx="3181350" cy="2160598"/>
+            <wp:effectExtent l="0" t="0" r="0" b="0"/>
+            <wp:docPr id="593172014" name="Picture 1"/>
+            <wp:cNvGraphicFramePr>
+              <a:graphicFrameLocks xmlns:a="http://schemas.openxmlformats.org/drawingml/2006/main" noChangeAspect="1"/>
+            </wp:cNvGraphicFramePr>
+            <a:graphic xmlns:a="http://schemas.openxmlformats.org/drawingml/2006/main">
+              <a:graphicData uri="http://schemas.openxmlformats.org/drawingml/2006/picture">
+                <pic:pic xmlns:pic="http://schemas.openxmlformats.org/drawingml/2006/picture">
+                  <pic:nvPicPr>
+                    <pic:cNvPr id="593172014" name=""/>
                     <pic:cNvPicPr/>
                   </pic:nvPicPr>
                   <pic:blipFill>
@@ -740,26 +914,58 @@
                   <pic:spPr>
                     <a:xfrm>
                       <a:off x="0" y="0"/>
-                      <a:ext cx="5733415" cy="2574925"/>
-                    </a:xfrm>
-                    <a:prstGeom prst="rect">
-                      <a:avLst/>
-                    </a:prstGeom>
-                  </pic:spPr>
-                </pic:pic>
-              </a:graphicData>
-            </a:graphic>
-          </wp:inline>
-        </w:drawing>
-      </w:r>
-    </w:p>
-    <w:p/>
-    <w:p/>
-    <w:p/>
-    <w:p/>
-    <w:p/>
-    <w:p/>
-    <w:p/>
+                      <a:ext cx="3193657" cy="2168956"/>
+                    </a:xfrm>
+                    <a:prstGeom prst="rect">
+                      <a:avLst/>
+                    </a:prstGeom>
+                  </pic:spPr>
+                </pic:pic>
+              </a:graphicData>
+            </a:graphic>
+          </wp:inline>
+        </w:drawing>
+      </w:r>
+    </w:p>
+    <w:p>
+      <w:r>
+        <w:drawing>
+          <wp:inline distT="0" distB="0" distL="0" distR="0" wp14:anchorId="566A3A18" wp14:editId="7A5CFD48">
+            <wp:extent cx="3514725" cy="1794927"/>
+            <wp:effectExtent l="0" t="0" r="0" b="0"/>
+            <wp:docPr id="1555043682" name="Picture 1"/>
+            <wp:cNvGraphicFramePr>
+              <a:graphicFrameLocks xmlns:a="http://schemas.openxmlformats.org/drawingml/2006/main" noChangeAspect="1"/>
+            </wp:cNvGraphicFramePr>
+            <a:graphic xmlns:a="http://schemas.openxmlformats.org/drawingml/2006/main">
+              <a:graphicData uri="http://schemas.openxmlformats.org/drawingml/2006/picture">
+                <pic:pic xmlns:pic="http://schemas.openxmlformats.org/drawingml/2006/picture">
+                  <pic:nvPicPr>
+                    <pic:cNvPr id="1555043682" name=""/>
+                    <pic:cNvPicPr/>
+                  </pic:nvPicPr>
+                  <pic:blipFill>
+                    <a:blip r:embed="rId22"/>
+                    <a:stretch>
+                      <a:fillRect/>
+                    </a:stretch>
+                  </pic:blipFill>
+                  <pic:spPr>
+                    <a:xfrm>
+                      <a:off x="0" y="0"/>
+                      <a:ext cx="3524567" cy="1799953"/>
+                    </a:xfrm>
+                    <a:prstGeom prst="rect">
+                      <a:avLst/>
+                    </a:prstGeom>
+                  </pic:spPr>
+                </pic:pic>
+              </a:graphicData>
+            </a:graphic>
+          </wp:inline>
+        </w:drawing>
+      </w:r>
+    </w:p>
     <w:p>
       <w:r>
         <w:lastRenderedPageBreak/>
@@ -768,6 +974,9 @@
     </w:p>
     <w:p>
       <w:r>
+        <w:rPr>
+          <w:noProof/>
+        </w:rPr>
         <w:drawing>
           <wp:inline distT="0" distB="0" distL="0" distR="0" wp14:anchorId="4A4789F4" wp14:editId="16E3000C">
             <wp:extent cx="5733415" cy="3274695"/>
@@ -784,7 +993,7 @@
                     <pic:cNvPicPr/>
                   </pic:nvPicPr>
                   <pic:blipFill>
-                    <a:blip r:embed="rId22"/>
+                    <a:blip r:embed="rId23"/>
                     <a:stretch>
                       <a:fillRect/>
                     </a:stretch>
@@ -807,6 +1016,9 @@
     </w:p>
     <w:p>
       <w:r>
+        <w:rPr>
+          <w:noProof/>
+        </w:rPr>
         <w:drawing>
           <wp:inline distT="0" distB="0" distL="0" distR="0" wp14:anchorId="3AEAD590" wp14:editId="253BE973">
             <wp:extent cx="5733415" cy="3284220"/>
@@ -823,7 +1035,7 @@
                     <pic:cNvPicPr/>
                   </pic:nvPicPr>
                   <pic:blipFill>
-                    <a:blip r:embed="rId23"/>
+                    <a:blip r:embed="rId24"/>
                     <a:stretch>
                       <a:fillRect/>
                     </a:stretch>
@@ -856,6 +1068,9 @@
     </w:p>
     <w:p>
       <w:r>
+        <w:rPr>
+          <w:noProof/>
+        </w:rPr>
         <w:drawing>
           <wp:inline distT="0" distB="0" distL="0" distR="0" wp14:anchorId="34EE63FD" wp14:editId="035E2160">
             <wp:extent cx="5733415" cy="5793740"/>
@@ -872,7 +1087,7 @@
                     <pic:cNvPicPr/>
                   </pic:nvPicPr>
                   <pic:blipFill>
-                    <a:blip r:embed="rId24"/>
+                    <a:blip r:embed="rId25"/>
                     <a:stretch>
                       <a:fillRect/>
                     </a:stretch>
@@ -908,6 +1123,9 @@
     </w:p>
     <w:p>
       <w:r>
+        <w:rPr>
+          <w:noProof/>
+        </w:rPr>
         <w:drawing>
           <wp:inline distT="0" distB="0" distL="0" distR="0" wp14:anchorId="104842BF" wp14:editId="2D103BB5">
             <wp:extent cx="5733415" cy="4175760"/>
@@ -924,7 +1142,7 @@
                     <pic:cNvPicPr/>
                   </pic:nvPicPr>
                   <pic:blipFill>
-                    <a:blip r:embed="rId25"/>
+                    <a:blip r:embed="rId26"/>
                     <a:stretch>
                       <a:fillRect/>
                     </a:stretch>
@@ -947,6 +1165,9 @@
     </w:p>
     <w:p>
       <w:r>
+        <w:rPr>
+          <w:noProof/>
+        </w:rPr>
         <w:drawing>
           <wp:inline distT="0" distB="0" distL="0" distR="0" wp14:anchorId="0D640D0E" wp14:editId="4D736D3D">
             <wp:extent cx="5733415" cy="4081780"/>
@@ -963,7 +1184,7 @@
                     <pic:cNvPicPr/>
                   </pic:nvPicPr>
                   <pic:blipFill>
-                    <a:blip r:embed="rId26"/>
+                    <a:blip r:embed="rId27"/>
                     <a:stretch>
                       <a:fillRect/>
                     </a:stretch>
@@ -984,56 +1205,86 @@
         </w:drawing>
       </w:r>
     </w:p>
-    <w:p/>
-    <w:p>
+    <w:p>
+      <w:r>
+        <w:lastRenderedPageBreak/>
+        <w:drawing>
+          <wp:anchor distT="0" distB="0" distL="114300" distR="114300" simplePos="0" relativeHeight="251660288" behindDoc="0" locked="0" layoutInCell="1" allowOverlap="1" wp14:anchorId="053E4FD6" wp14:editId="4D6F050A">
+            <wp:simplePos x="0" y="0"/>
+            <wp:positionH relativeFrom="column">
+              <wp:posOffset>0</wp:posOffset>
+            </wp:positionH>
+            <wp:positionV relativeFrom="paragraph">
+              <wp:posOffset>264795</wp:posOffset>
+            </wp:positionV>
+            <wp:extent cx="4543425" cy="2722880"/>
+            <wp:effectExtent l="0" t="0" r="0" b="1270"/>
+            <wp:wrapNone/>
+            <wp:docPr id="1225703702" name="Picture 2"/>
+            <wp:cNvGraphicFramePr>
+              <a:graphicFrameLocks xmlns:a="http://schemas.openxmlformats.org/drawingml/2006/main" noChangeAspect="1"/>
+            </wp:cNvGraphicFramePr>
+            <a:graphic xmlns:a="http://schemas.openxmlformats.org/drawingml/2006/main">
+              <a:graphicData uri="http://schemas.openxmlformats.org/drawingml/2006/picture">
+                <pic:pic xmlns:pic="http://schemas.openxmlformats.org/drawingml/2006/picture">
+                  <pic:nvPicPr>
+                    <pic:cNvPr id="0" name="Picture 6"/>
+                    <pic:cNvPicPr>
+                      <a:picLocks noChangeAspect="1" noChangeArrowheads="1"/>
+                    </pic:cNvPicPr>
+                  </pic:nvPicPr>
+                  <pic:blipFill>
+                    <a:blip r:embed="rId28">
+                      <a:extLst>
+                        <a:ext uri="{28A0092B-C50C-407E-A947-70E740481C1C}">
+                          <a14:useLocalDpi xmlns:a14="http://schemas.microsoft.com/office/drawing/2010/main" val="0"/>
+                        </a:ext>
+                      </a:extLst>
+                    </a:blip>
+                    <a:srcRect/>
+                    <a:stretch>
+                      <a:fillRect/>
+                    </a:stretch>
+                  </pic:blipFill>
+                  <pic:spPr bwMode="auto">
+                    <a:xfrm>
+                      <a:off x="0" y="0"/>
+                      <a:ext cx="4543425" cy="2722880"/>
+                    </a:xfrm>
+                    <a:prstGeom prst="rect">
+                      <a:avLst/>
+                    </a:prstGeom>
+                    <a:noFill/>
+                    <a:ln>
+                      <a:noFill/>
+                    </a:ln>
+                  </pic:spPr>
+                </pic:pic>
+              </a:graphicData>
+            </a:graphic>
+          </wp:anchor>
+        </w:drawing>
+      </w:r>
       <w:r>
         <w:t>Output:</w:t>
       </w:r>
     </w:p>
-    <w:p>
-      <w:r>
-        <w:lastRenderedPageBreak/>
-        <w:drawing>
-          <wp:inline distT="0" distB="0" distL="0" distR="0" wp14:anchorId="5055E400" wp14:editId="47247BB1">
-            <wp:extent cx="5733415" cy="3436620"/>
-            <wp:effectExtent l="0" t="0" r="635" b="0"/>
-            <wp:docPr id="77667631" name="Picture 1"/>
-            <wp:cNvGraphicFramePr>
-              <a:graphicFrameLocks xmlns:a="http://schemas.openxmlformats.org/drawingml/2006/main" noChangeAspect="1"/>
-            </wp:cNvGraphicFramePr>
-            <a:graphic xmlns:a="http://schemas.openxmlformats.org/drawingml/2006/main">
-              <a:graphicData uri="http://schemas.openxmlformats.org/drawingml/2006/picture">
-                <pic:pic xmlns:pic="http://schemas.openxmlformats.org/drawingml/2006/picture">
-                  <pic:nvPicPr>
-                    <pic:cNvPr id="77667631" name=""/>
-                    <pic:cNvPicPr/>
-                  </pic:nvPicPr>
-                  <pic:blipFill>
-                    <a:blip r:embed="rId27"/>
-                    <a:stretch>
-                      <a:fillRect/>
-                    </a:stretch>
-                  </pic:blipFill>
-                  <pic:spPr>
-                    <a:xfrm>
-                      <a:off x="0" y="0"/>
-                      <a:ext cx="5733415" cy="3436620"/>
-                    </a:xfrm>
-                    <a:prstGeom prst="rect">
-                      <a:avLst/>
-                    </a:prstGeom>
-                  </pic:spPr>
-                </pic:pic>
-              </a:graphicData>
-            </a:graphic>
-          </wp:inline>
-        </w:drawing>
-      </w:r>
-      <w:r>
-        <w:drawing>
-          <wp:inline distT="0" distB="0" distL="0" distR="0" wp14:anchorId="077D5BA6" wp14:editId="773753AD">
-            <wp:extent cx="5733415" cy="2571115"/>
-            <wp:effectExtent l="0" t="0" r="635" b="635"/>
+    <w:p/>
+    <w:p/>
+    <w:p/>
+    <w:p/>
+    <w:p/>
+    <w:p/>
+    <w:p/>
+    <w:p>
+      <w:r>
+        <w:rPr>
+          <w:noProof/>
+        </w:rPr>
+        <w:drawing>
+          <wp:inline distT="0" distB="0" distL="0" distR="0" wp14:anchorId="077D5BA6" wp14:editId="3C75EA56">
+            <wp:extent cx="4648200" cy="2084457"/>
+            <wp:effectExtent l="0" t="0" r="0" b="0"/>
             <wp:docPr id="1200617651" name="Picture 1"/>
             <wp:cNvGraphicFramePr>
               <a:graphicFrameLocks xmlns:a="http://schemas.openxmlformats.org/drawingml/2006/main" noChangeAspect="1"/>
@@ -1046,32 +1297,34 @@
                     <pic:cNvPicPr/>
                   </pic:nvPicPr>
                   <pic:blipFill>
-                    <a:blip r:embed="rId28"/>
-                    <a:stretch>
-                      <a:fillRect/>
-                    </a:stretch>
-                  </pic:blipFill>
-                  <pic:spPr>
-                    <a:xfrm>
-                      <a:off x="0" y="0"/>
-                      <a:ext cx="5733415" cy="2571115"/>
-                    </a:xfrm>
-                    <a:prstGeom prst="rect">
-                      <a:avLst/>
-                    </a:prstGeom>
-                  </pic:spPr>
-                </pic:pic>
-              </a:graphicData>
-            </a:graphic>
-          </wp:inline>
-        </w:drawing>
-      </w:r>
-      <w:r>
-        <w:lastRenderedPageBreak/>
-        <w:drawing>
-          <wp:inline distT="0" distB="0" distL="0" distR="0" wp14:anchorId="57D46BD9" wp14:editId="2EFBB3FC">
-            <wp:extent cx="5733415" cy="4485005"/>
-            <wp:effectExtent l="0" t="0" r="635" b="0"/>
+                    <a:blip r:embed="rId29"/>
+                    <a:stretch>
+                      <a:fillRect/>
+                    </a:stretch>
+                  </pic:blipFill>
+                  <pic:spPr>
+                    <a:xfrm>
+                      <a:off x="0" y="0"/>
+                      <a:ext cx="4657199" cy="2088493"/>
+                    </a:xfrm>
+                    <a:prstGeom prst="rect">
+                      <a:avLst/>
+                    </a:prstGeom>
+                  </pic:spPr>
+                </pic:pic>
+              </a:graphicData>
+            </a:graphic>
+          </wp:inline>
+        </w:drawing>
+      </w:r>
+      <w:r>
+        <w:rPr>
+          <w:noProof/>
+        </w:rPr>
+        <w:drawing>
+          <wp:inline distT="0" distB="0" distL="0" distR="0" wp14:anchorId="57D46BD9" wp14:editId="1DE07874">
+            <wp:extent cx="4362450" cy="3412558"/>
+            <wp:effectExtent l="0" t="0" r="0" b="0"/>
             <wp:docPr id="1001546251" name="Picture 1"/>
             <wp:cNvGraphicFramePr>
               <a:graphicFrameLocks xmlns:a="http://schemas.openxmlformats.org/drawingml/2006/main" noChangeAspect="1"/>
@@ -1084,38 +1337,86 @@
                     <pic:cNvPicPr/>
                   </pic:nvPicPr>
                   <pic:blipFill>
-                    <a:blip r:embed="rId29"/>
-                    <a:stretch>
-                      <a:fillRect/>
-                    </a:stretch>
-                  </pic:blipFill>
-                  <pic:spPr>
-                    <a:xfrm>
-                      <a:off x="0" y="0"/>
-                      <a:ext cx="5733415" cy="4485005"/>
-                    </a:xfrm>
-                    <a:prstGeom prst="rect">
-                      <a:avLst/>
-                    </a:prstGeom>
-                  </pic:spPr>
-                </pic:pic>
-              </a:graphicData>
-            </a:graphic>
-          </wp:inline>
-        </w:drawing>
-      </w:r>
-    </w:p>
-    <w:p/>
-    <w:p/>
-    <w:p/>
-    <w:p/>
-    <w:p/>
-    <w:p/>
-    <w:p/>
-    <w:p/>
-    <w:p/>
-    <w:p/>
-    <w:p/>
+                    <a:blip r:embed="rId30"/>
+                    <a:stretch>
+                      <a:fillRect/>
+                    </a:stretch>
+                  </pic:blipFill>
+                  <pic:spPr>
+                    <a:xfrm>
+                      <a:off x="0" y="0"/>
+                      <a:ext cx="4367985" cy="3416888"/>
+                    </a:xfrm>
+                    <a:prstGeom prst="rect">
+                      <a:avLst/>
+                    </a:prstGeom>
+                  </pic:spPr>
+                </pic:pic>
+              </a:graphicData>
+            </a:graphic>
+          </wp:inline>
+        </w:drawing>
+      </w:r>
+    </w:p>
+    <w:p/>
+    <w:p/>
+    <w:p/>
+    <w:p/>
+    <w:p/>
+    <w:p/>
+    <w:p/>
+    <w:p/>
+    <w:p/>
+    <w:p/>
+    <w:p/>
+    <w:p/>
+    <w:p>
+      <w:r>
+        <w:t>Output:</w:t>
+      </w:r>
+    </w:p>
+    <w:p>
+      <w:r>
+        <w:rPr>
+          <w:noProof/>
+        </w:rPr>
+        <w:drawing>
+          <wp:inline distT="0" distB="0" distL="0" distR="0" wp14:anchorId="1D5D2953" wp14:editId="1B8AF0ED">
+            <wp:extent cx="4954048" cy="3600450"/>
+            <wp:effectExtent l="0" t="0" r="0" b="0"/>
+            <wp:docPr id="2139234185" name="Picture 1"/>
+            <wp:cNvGraphicFramePr>
+              <a:graphicFrameLocks xmlns:a="http://schemas.openxmlformats.org/drawingml/2006/main" noChangeAspect="1"/>
+            </wp:cNvGraphicFramePr>
+            <a:graphic xmlns:a="http://schemas.openxmlformats.org/drawingml/2006/main">
+              <a:graphicData uri="http://schemas.openxmlformats.org/drawingml/2006/picture">
+                <pic:pic xmlns:pic="http://schemas.openxmlformats.org/drawingml/2006/picture">
+                  <pic:nvPicPr>
+                    <pic:cNvPr id="2139234185" name=""/>
+                    <pic:cNvPicPr/>
+                  </pic:nvPicPr>
+                  <pic:blipFill>
+                    <a:blip r:embed="rId31"/>
+                    <a:stretch>
+                      <a:fillRect/>
+                    </a:stretch>
+                  </pic:blipFill>
+                  <pic:spPr>
+                    <a:xfrm>
+                      <a:off x="0" y="0"/>
+                      <a:ext cx="4955048" cy="3601177"/>
+                    </a:xfrm>
+                    <a:prstGeom prst="rect">
+                      <a:avLst/>
+                    </a:prstGeom>
+                  </pic:spPr>
+                </pic:pic>
+              </a:graphicData>
+            </a:graphic>
+          </wp:inline>
+        </w:drawing>
+      </w:r>
+    </w:p>
     <w:p>
       <w:r>
         <w:lastRenderedPageBreak/>
@@ -1124,62 +1425,9 @@
     </w:p>
     <w:p>
       <w:r>
-        <w:drawing>
-          <wp:inline distT="0" distB="0" distL="0" distR="0" wp14:anchorId="1D5D2953" wp14:editId="7C953196">
-            <wp:extent cx="5733415" cy="4166870"/>
-            <wp:effectExtent l="0" t="0" r="635" b="5080"/>
-            <wp:docPr id="2139234185" name="Picture 1"/>
-            <wp:cNvGraphicFramePr>
-              <a:graphicFrameLocks xmlns:a="http://schemas.openxmlformats.org/drawingml/2006/main" noChangeAspect="1"/>
-            </wp:cNvGraphicFramePr>
-            <a:graphic xmlns:a="http://schemas.openxmlformats.org/drawingml/2006/main">
-              <a:graphicData uri="http://schemas.openxmlformats.org/drawingml/2006/picture">
-                <pic:pic xmlns:pic="http://schemas.openxmlformats.org/drawingml/2006/picture">
-                  <pic:nvPicPr>
-                    <pic:cNvPr id="2139234185" name=""/>
-                    <pic:cNvPicPr/>
-                  </pic:nvPicPr>
-                  <pic:blipFill>
-                    <a:blip r:embed="rId30"/>
-                    <a:stretch>
-                      <a:fillRect/>
-                    </a:stretch>
-                  </pic:blipFill>
-                  <pic:spPr>
-                    <a:xfrm>
-                      <a:off x="0" y="0"/>
-                      <a:ext cx="5733415" cy="4166870"/>
-                    </a:xfrm>
-                    <a:prstGeom prst="rect">
-                      <a:avLst/>
-                    </a:prstGeom>
-                  </pic:spPr>
-                </pic:pic>
-              </a:graphicData>
-            </a:graphic>
-          </wp:inline>
-        </w:drawing>
-      </w:r>
-    </w:p>
-    <w:p/>
-    <w:p/>
-    <w:p/>
-    <w:p/>
-    <w:p/>
-    <w:p/>
-    <w:p/>
-    <w:p/>
-    <w:p/>
-    <w:p/>
-    <w:p/>
-    <w:p>
-      <w:r>
-        <w:lastRenderedPageBreak/>
-        <w:t>Output:</w:t>
-      </w:r>
-    </w:p>
-    <w:p>
-      <w:r>
+        <w:rPr>
+          <w:noProof/>
+        </w:rPr>
         <w:drawing>
           <wp:inline distT="0" distB="0" distL="0" distR="0" wp14:anchorId="6F4BC943" wp14:editId="497508CC">
             <wp:extent cx="5077534" cy="5601482"/>
@@ -1196,7 +1444,7 @@
                     <pic:cNvPicPr/>
                   </pic:nvPicPr>
                   <pic:blipFill>
-                    <a:blip r:embed="rId31"/>
+                    <a:blip r:embed="rId32"/>
                     <a:stretch>
                       <a:fillRect/>
                     </a:stretch>
@@ -1219,6 +1467,196 @@
     </w:p>
     <w:p/>
     <w:p/>
+    <w:p/>
+    <w:p/>
+    <w:p/>
+    <w:p/>
+    <w:p/>
+    <w:p>
+      <w:r>
+        <w:lastRenderedPageBreak/>
+        <w:t>Output:</w:t>
+      </w:r>
+    </w:p>
+    <w:p>
+      <w:r>
+        <w:t>RMI</w:t>
+      </w:r>
+      <w:r>
+        <w:t>:</w:t>
+      </w:r>
+    </w:p>
+    <w:p>
+      <w:r>
+        <w:rPr>
+          <w:noProof/>
+        </w:rPr>
+        <w:drawing>
+          <wp:inline distT="0" distB="0" distL="0" distR="0" wp14:anchorId="79FB9AAE" wp14:editId="0E66DA7D">
+            <wp:extent cx="5733415" cy="1471295"/>
+            <wp:effectExtent l="0" t="0" r="635" b="0"/>
+            <wp:docPr id="83693204" name="Picture 1"/>
+            <wp:cNvGraphicFramePr>
+              <a:graphicFrameLocks xmlns:a="http://schemas.openxmlformats.org/drawingml/2006/main" noChangeAspect="1"/>
+            </wp:cNvGraphicFramePr>
+            <a:graphic xmlns:a="http://schemas.openxmlformats.org/drawingml/2006/main">
+              <a:graphicData uri="http://schemas.openxmlformats.org/drawingml/2006/picture">
+                <pic:pic xmlns:pic="http://schemas.openxmlformats.org/drawingml/2006/picture">
+                  <pic:nvPicPr>
+                    <pic:cNvPr id="83693204" name=""/>
+                    <pic:cNvPicPr/>
+                  </pic:nvPicPr>
+                  <pic:blipFill>
+                    <a:blip r:embed="rId33"/>
+                    <a:stretch>
+                      <a:fillRect/>
+                    </a:stretch>
+                  </pic:blipFill>
+                  <pic:spPr>
+                    <a:xfrm>
+                      <a:off x="0" y="0"/>
+                      <a:ext cx="5733415" cy="1471295"/>
+                    </a:xfrm>
+                    <a:prstGeom prst="rect">
+                      <a:avLst/>
+                    </a:prstGeom>
+                  </pic:spPr>
+                </pic:pic>
+              </a:graphicData>
+            </a:graphic>
+          </wp:inline>
+        </w:drawing>
+      </w:r>
+    </w:p>
+    <w:p>
+      <w:r>
+        <w:rPr>
+          <w:noProof/>
+        </w:rPr>
+        <w:drawing>
+          <wp:inline distT="0" distB="0" distL="0" distR="0" wp14:anchorId="346FB8A0" wp14:editId="15413624">
+            <wp:extent cx="5733415" cy="1475740"/>
+            <wp:effectExtent l="0" t="0" r="635" b="0"/>
+            <wp:docPr id="1529309383" name="Picture 1"/>
+            <wp:cNvGraphicFramePr>
+              <a:graphicFrameLocks xmlns:a="http://schemas.openxmlformats.org/drawingml/2006/main" noChangeAspect="1"/>
+            </wp:cNvGraphicFramePr>
+            <a:graphic xmlns:a="http://schemas.openxmlformats.org/drawingml/2006/main">
+              <a:graphicData uri="http://schemas.openxmlformats.org/drawingml/2006/picture">
+                <pic:pic xmlns:pic="http://schemas.openxmlformats.org/drawingml/2006/picture">
+                  <pic:nvPicPr>
+                    <pic:cNvPr id="1529309383" name=""/>
+                    <pic:cNvPicPr/>
+                  </pic:nvPicPr>
+                  <pic:blipFill>
+                    <a:blip r:embed="rId34"/>
+                    <a:stretch>
+                      <a:fillRect/>
+                    </a:stretch>
+                  </pic:blipFill>
+                  <pic:spPr>
+                    <a:xfrm>
+                      <a:off x="0" y="0"/>
+                      <a:ext cx="5733415" cy="1475740"/>
+                    </a:xfrm>
+                    <a:prstGeom prst="rect">
+                      <a:avLst/>
+                    </a:prstGeom>
+                  </pic:spPr>
+                </pic:pic>
+              </a:graphicData>
+            </a:graphic>
+          </wp:inline>
+        </w:drawing>
+      </w:r>
+    </w:p>
+    <w:p/>
+    <w:p>
+      <w:r>
+        <w:t>CORBA</w:t>
+      </w:r>
+      <w:r>
+        <w:t>:</w:t>
+      </w:r>
+    </w:p>
+    <w:p>
+      <w:r>
+        <w:drawing>
+          <wp:inline distT="0" distB="0" distL="0" distR="0" wp14:anchorId="5866F29F" wp14:editId="2E286CF0">
+            <wp:extent cx="5733415" cy="1983740"/>
+            <wp:effectExtent l="0" t="0" r="635" b="0"/>
+            <wp:docPr id="1311991508" name="Picture 1"/>
+            <wp:cNvGraphicFramePr>
+              <a:graphicFrameLocks xmlns:a="http://schemas.openxmlformats.org/drawingml/2006/main" noChangeAspect="1"/>
+            </wp:cNvGraphicFramePr>
+            <a:graphic xmlns:a="http://schemas.openxmlformats.org/drawingml/2006/main">
+              <a:graphicData uri="http://schemas.openxmlformats.org/drawingml/2006/picture">
+                <pic:pic xmlns:pic="http://schemas.openxmlformats.org/drawingml/2006/picture">
+                  <pic:nvPicPr>
+                    <pic:cNvPr id="1311991508" name=""/>
+                    <pic:cNvPicPr/>
+                  </pic:nvPicPr>
+                  <pic:blipFill>
+                    <a:blip r:embed="rId35"/>
+                    <a:stretch>
+                      <a:fillRect/>
+                    </a:stretch>
+                  </pic:blipFill>
+                  <pic:spPr>
+                    <a:xfrm>
+                      <a:off x="0" y="0"/>
+                      <a:ext cx="5733415" cy="1983740"/>
+                    </a:xfrm>
+                    <a:prstGeom prst="rect">
+                      <a:avLst/>
+                    </a:prstGeom>
+                  </pic:spPr>
+                </pic:pic>
+              </a:graphicData>
+            </a:graphic>
+          </wp:inline>
+        </w:drawing>
+      </w:r>
+    </w:p>
+    <w:p>
+      <w:r>
+        <w:drawing>
+          <wp:inline distT="0" distB="0" distL="0" distR="0" wp14:anchorId="07A69E3F" wp14:editId="381E1E4A">
+            <wp:extent cx="5733415" cy="1815465"/>
+            <wp:effectExtent l="0" t="0" r="635" b="0"/>
+            <wp:docPr id="1301682994" name="Picture 1"/>
+            <wp:cNvGraphicFramePr>
+              <a:graphicFrameLocks xmlns:a="http://schemas.openxmlformats.org/drawingml/2006/main" noChangeAspect="1"/>
+            </wp:cNvGraphicFramePr>
+            <a:graphic xmlns:a="http://schemas.openxmlformats.org/drawingml/2006/main">
+              <a:graphicData uri="http://schemas.openxmlformats.org/drawingml/2006/picture">
+                <pic:pic xmlns:pic="http://schemas.openxmlformats.org/drawingml/2006/picture">
+                  <pic:nvPicPr>
+                    <pic:cNvPr id="1301682994" name=""/>
+                    <pic:cNvPicPr/>
+                  </pic:nvPicPr>
+                  <pic:blipFill>
+                    <a:blip r:embed="rId36"/>
+                    <a:stretch>
+                      <a:fillRect/>
+                    </a:stretch>
+                  </pic:blipFill>
+                  <pic:spPr>
+                    <a:xfrm>
+                      <a:off x="0" y="0"/>
+                      <a:ext cx="5733415" cy="1815465"/>
+                    </a:xfrm>
+                    <a:prstGeom prst="rect">
+                      <a:avLst/>
+                    </a:prstGeom>
+                  </pic:spPr>
+                </pic:pic>
+              </a:graphicData>
+            </a:graphic>
+          </wp:inline>
+        </w:drawing>
+      </w:r>
+    </w:p>
     <w:sectPr>
       <w:pgSz w:w="11909" w:h="16834" w:code="9"/>
       <w:pgMar w:top="1440" w:right="1440" w:bottom="1440" w:left="1440" w:header="720" w:footer="720" w:gutter="0"/>
@@ -1833,7 +2271,6 @@
   <w:style w:type="character" w:default="1" w:styleId="DefaultParagraphFont">
     <w:name w:val="Default Paragraph Font"/>
     <w:uiPriority w:val="1"/>
-    <w:semiHidden/>
     <w:unhideWhenUsed/>
   </w:style>
   <w:style w:type="table" w:default="1" w:styleId="TableNormal">
